--- a/Del 3 - Moderna Ramverk och Finalen/JavaScript-16 - Introduktion till Vue JS/JavaScript-16 - Introduktion till Vue JS.docx
+++ b/Del 3 - Moderna Ramverk och Finalen/JavaScript-16 - Introduktion till Vue JS/JavaScript-16 - Introduktion till Vue JS.docx
@@ -1736,29 +1736,234 @@
     </w:p>
     <w:p>
       <w:r>
-        <w:t>React är det vanligaste JavaScript-biblioteket i världen, men det finns en utmanare som har blivit otroligt populär tack vare att den är relativt lätt att lära sig: Vue JS.</w:t>
-      </w:r>
-    </w:p>
-    <w:p>
-      <w:r>
-        <w:t>Medan React blandar HTML och JavaScript i JSX-filer, håller Vue kvar vid det traditionella webbtänket. I Vue bygger man applikationer med något som kallas SFC (Single File Components). Det betyder att en .vue-fil är uppdelad i tre tydliga block: script (JS), template (HTML) och style (CSS).</w:t>
-      </w:r>
-    </w:p>
-    <w:p>
-      <w:pPr>
-        <w:pStyle w:val="Underrubrik"/>
+        <w:t>I de föregående kapitlen har vi djupdykt i React och sett hur det hanterar gränssnitt genom att blanda HTML och JavaScript i JSX-filer. React använder ett så kallat enkelriktat dataflöde, vilket innebär att vi manuellt måste tala om för motorn när ett värde ska ändras via en set-funktion (setAntal).</w:t>
+      </w:r>
+    </w:p>
+    <w:p>
+      <w:r>
+        <w:t>Vue JS har blivit känt i branschen för att ha en betydligt skonsammare inlärningskurva. Vue delar inte bara upp koden i traditionella block (HTML, JS och CSS separat), utan introducerar också Tvåvägs-databindning (Two-way data binding). I det här kapitlet ska vi titta närmare på hur detta fungerar under huven med hjälp av Vues moderna Composition API och smarta beräknade värden (Computed Properties).</w:t>
+      </w:r>
+    </w:p>
+    <w:p>
+      <w:r>
+        <w:pict w14:anchorId="06ADA1DD">
+          <v:rect id="_x0000_i1035" style="width:0;height:1.5pt" o:hralign="center" o:hrstd="t" o:hr="t" fillcolor="#a0a0a0" stroked="f"/>
+        </w:pict>
+      </w:r>
+    </w:p>
+    <w:p>
+      <w:pPr>
+        <w:pStyle w:val="Rubrik2"/>
+      </w:pPr>
+      <w:r>
+        <w:t>Composition API och Reaktivitet med ref()</w:t>
+      </w:r>
+    </w:p>
+    <w:p>
+      <w:r>
+        <w:t>I moderna Vue-applikationer (Vue 3 och framåt) använder vi ett upplägg som skrivs via &lt;script setup&gt;. Det gör att vi slipper krångliga inställningar och kan skriva ren, minimalistisk JavaScript-kod.</w:t>
+      </w:r>
+      <w:r>
+        <w:t xml:space="preserve"> </w:t>
+      </w:r>
+      <w:r>
+        <w:t>För att skapa en variabel som komponenten ska komma ihåg, packar vi in den i en inbyggd Vue-funktion som heter ref(). Det talar om för Vue att variabeln ska vara reaktiv – så fort värdet ändras i minnet ska skärmen uppdateras automatiskt.</w:t>
+      </w:r>
+    </w:p>
+    <w:p>
+      <w:pPr>
+        <w:pStyle w:val="Rubrik3"/>
+      </w:pPr>
+      <w:r>
+        <w:t>Det dolda objektet under huven</w:t>
+      </w:r>
+    </w:p>
+    <w:p>
+      <w:r>
+        <w:t>När du skapar en variabel med ref(), gör Vue om din variabel till ett dolt objekt. Detta skapar en viktig JavaScript-regel som alla nybörjare snubblar på:</w:t>
+      </w:r>
+    </w:p>
+    <w:p>
+      <w:r>
+        <w:t>• Inuti din HTML-mall (&lt;template&gt;) skriver du bara variabelns namn precis som vanligt.</w:t>
+      </w:r>
+    </w:p>
+    <w:p>
+      <w:r>
+        <w:t>• Men inuti ditt JavaScript-block (&lt;script&gt;) måste du skriva .value efter namnet för att kunna läsa eller ändra på värdet!</w:t>
+      </w:r>
+    </w:p>
+    <w:p>
+      <w:pPr>
+        <w:spacing w:after="160" w:line="278" w:lineRule="auto"/>
+        <w:ind w:left="0" w:firstLine="0"/>
         <w:rPr>
-          <w:color w:val="061F57"/>
-          <w:sz w:val="24"/>
+          <w:rFonts w:ascii="Consolas" w:hAnsi="Consolas"/>
+          <w:color w:val="156082" w:themeColor="accent1"/>
+          <w:sz w:val="20"/>
+          <w:szCs w:val="20"/>
         </w:rPr>
       </w:pPr>
       <w:r>
-        <w:rPr>
-          <w:color w:val="061F57"/>
-          <w:sz w:val="24"/>
-        </w:rPr>
-        <w:pict w14:anchorId="7CDB14EB">
-          <v:rect id="_x0000_i1025" style="width:0;height:1.5pt" o:hralign="center" o:hrstd="t" o:hr="t" fillcolor="#a0a0a0" stroked="f"/>
+        <w:br w:type="page"/>
+      </w:r>
+    </w:p>
+    <w:p>
+      <w:pPr>
+        <w:pStyle w:val="Kodstycke"/>
+      </w:pPr>
+      <w:r>
+        <w:lastRenderedPageBreak/>
+        <w:t>&lt;script setup&gt;</w:t>
+      </w:r>
+    </w:p>
+    <w:p>
+      <w:pPr>
+        <w:pStyle w:val="Kodstycke"/>
+      </w:pPr>
+      <w:r>
+        <w:t>import { ref } from 'vue';</w:t>
+      </w:r>
+    </w:p>
+    <w:p>
+      <w:pPr>
+        <w:pStyle w:val="Kodstycke"/>
+      </w:pPr>
+    </w:p>
+    <w:p>
+      <w:pPr>
+        <w:pStyle w:val="Kodstycke"/>
+      </w:pPr>
+      <w:r>
+        <w:t>// Vi skapar ett reaktivt minne</w:t>
+      </w:r>
+    </w:p>
+    <w:p>
+      <w:pPr>
+        <w:pStyle w:val="Kodstycke"/>
+      </w:pPr>
+      <w:r>
+        <w:t>const meddelande = ref('Hej klassen!');</w:t>
+      </w:r>
+    </w:p>
+    <w:p>
+      <w:pPr>
+        <w:pStyle w:val="Kodstycke"/>
+      </w:pPr>
+    </w:p>
+    <w:p>
+      <w:pPr>
+        <w:pStyle w:val="Kodstycke"/>
+      </w:pPr>
+      <w:r>
+        <w:t>function uppdateraText() {</w:t>
+      </w:r>
+    </w:p>
+    <w:p>
+      <w:pPr>
+        <w:pStyle w:val="Kodstycke"/>
+      </w:pPr>
+      <w:r>
+        <w:t xml:space="preserve">  // VIKTIGT: Inuti script-blocket MÅSTE vi använda .value!</w:t>
+      </w:r>
+    </w:p>
+    <w:p>
+      <w:pPr>
+        <w:pStyle w:val="Kodstycke"/>
+      </w:pPr>
+      <w:r>
+        <w:t xml:space="preserve">  meddelande.value = 'Hoppsan, texten ändrades!'; </w:t>
+      </w:r>
+    </w:p>
+    <w:p>
+      <w:pPr>
+        <w:pStyle w:val="Kodstycke"/>
+      </w:pPr>
+      <w:r>
+        <w:t>}</w:t>
+      </w:r>
+    </w:p>
+    <w:p>
+      <w:pPr>
+        <w:pStyle w:val="Kodstycke"/>
+      </w:pPr>
+      <w:r>
+        <w:t>&lt;/script&gt;</w:t>
+      </w:r>
+    </w:p>
+    <w:p>
+      <w:pPr>
+        <w:pStyle w:val="Kodstycke"/>
+      </w:pPr>
+    </w:p>
+    <w:p>
+      <w:pPr>
+        <w:pStyle w:val="Kodstycke"/>
+      </w:pPr>
+      <w:r>
+        <w:t>&lt;template&gt;</w:t>
+      </w:r>
+    </w:p>
+    <w:p>
+      <w:pPr>
+        <w:pStyle w:val="Kodstycke"/>
+      </w:pPr>
+      <w:r>
+        <w:t xml:space="preserve">  &lt;div&gt;</w:t>
+      </w:r>
+    </w:p>
+    <w:p>
+      <w:pPr>
+        <w:pStyle w:val="Kodstycke"/>
+      </w:pPr>
+      <w:r>
+        <w:t xml:space="preserve">    &lt;!-- I HTML-mallen behövs INTE .value, Vue packar upp det automatiskt --&gt;</w:t>
+      </w:r>
+    </w:p>
+    <w:p>
+      <w:pPr>
+        <w:pStyle w:val="Kodstycke"/>
+      </w:pPr>
+      <w:r>
+        <w:t xml:space="preserve">    &lt;h1&gt;{{ meddelande }}&lt;/h1&gt;</w:t>
+      </w:r>
+    </w:p>
+    <w:p>
+      <w:pPr>
+        <w:pStyle w:val="Kodstycke"/>
+      </w:pPr>
+      <w:r>
+        <w:t xml:space="preserve">    &lt;button @click="uppdateraText"&gt;Ändra texten&lt;/button&gt;</w:t>
+      </w:r>
+    </w:p>
+    <w:p>
+      <w:pPr>
+        <w:pStyle w:val="Kodstycke"/>
+      </w:pPr>
+      <w:r>
+        <w:t xml:space="preserve">  &lt;/div&gt;</w:t>
+      </w:r>
+    </w:p>
+    <w:p>
+      <w:pPr>
+        <w:pStyle w:val="Kodstycke"/>
+      </w:pPr>
+      <w:r>
+        <w:t>&lt;/template&gt;</w:t>
+      </w:r>
+    </w:p>
+    <w:p>
+      <w:pPr>
+        <w:pStyle w:val="Bildtext"/>
+      </w:pPr>
+      <w:r>
+        <w:t>Bild 1 Vue använder dolda objekt-proxies under huven för att känna av exakt när du ändrar på .value och ritar då direkt om gränssnittet.</w:t>
+      </w:r>
+    </w:p>
+    <w:p>
+      <w:r>
+        <w:pict w14:anchorId="489C6922">
+          <v:rect id="_x0000_i1038" style="width:0;height:1.5pt" o:hralign="center" o:hrstd="t" o:hr="t" fillcolor="#a0a0a0" stroked="f"/>
         </w:pict>
       </w:r>
     </w:p>
@@ -1767,253 +1972,12 @@
         <w:pStyle w:val="Rubrik2"/>
       </w:pPr>
       <w:r>
-        <w:t>Strukturen i en .vue-fil</w:t>
-      </w:r>
-    </w:p>
-    <w:p>
-      <w:r>
-        <w:t>Titta på det här exemplet. Det är en komplett komponent i Vue. Det känns direkt väldigt bekant om man är van vid vanlig hederlig HTML och CSS:</w:t>
-      </w:r>
-    </w:p>
-    <w:p>
-      <w:pPr>
-        <w:pStyle w:val="Kodstycke"/>
-      </w:pPr>
-      <w:r>
-        <w:t>&lt;script setup&gt;</w:t>
-      </w:r>
-    </w:p>
-    <w:p>
-      <w:pPr>
-        <w:pStyle w:val="Kodstycke"/>
-      </w:pPr>
-      <w:r>
-        <w:t>import { ref } from 'vue';</w:t>
-      </w:r>
-    </w:p>
-    <w:p>
-      <w:pPr>
-        <w:pStyle w:val="Kodstycke"/>
-      </w:pPr>
-    </w:p>
-    <w:p>
-      <w:pPr>
-        <w:pStyle w:val="Kodstycke"/>
-      </w:pPr>
-      <w:r>
-        <w:t>// I Vue använder vi funktionen ref() för att skapa ett minne</w:t>
-      </w:r>
-      <w:r>
-        <w:t xml:space="preserve"> eller</w:t>
-      </w:r>
-      <w:r>
-        <w:t xml:space="preserve"> </w:t>
-      </w:r>
-      <w:r>
-        <w:t>s</w:t>
-      </w:r>
-      <w:r>
-        <w:t>tate</w:t>
-      </w:r>
-    </w:p>
-    <w:p>
-      <w:pPr>
-        <w:pStyle w:val="Kodstycke"/>
-      </w:pPr>
-      <w:r>
-        <w:t>const antal = ref(0);</w:t>
-      </w:r>
-    </w:p>
-    <w:p>
-      <w:pPr>
-        <w:pStyle w:val="Kodstycke"/>
-      </w:pPr>
-      <w:r>
-        <w:t>&lt;/script&gt;</w:t>
-      </w:r>
-    </w:p>
-    <w:p>
-      <w:pPr>
-        <w:pStyle w:val="Kodstycke"/>
-      </w:pPr>
-    </w:p>
-    <w:p>
-      <w:pPr>
-        <w:pStyle w:val="Kodstycke"/>
-      </w:pPr>
-      <w:r>
-        <w:t>&lt;template&gt;</w:t>
-      </w:r>
-    </w:p>
-    <w:p>
-      <w:pPr>
-        <w:pStyle w:val="Kodstycke"/>
-      </w:pPr>
-      <w:r>
-        <w:t xml:space="preserve">  &lt;div className="raknare-box"&gt;</w:t>
-      </w:r>
-    </w:p>
-    <w:p>
-      <w:pPr>
-        <w:pStyle w:val="Kodstycke"/>
-      </w:pPr>
-      <w:r>
-        <w:t xml:space="preserve">    &lt;h1&gt;Hej från Vue!&lt;/h1&gt;</w:t>
-      </w:r>
-    </w:p>
-    <w:p>
-      <w:pPr>
-        <w:pStyle w:val="Kodstycke"/>
-      </w:pPr>
-      <w:r>
-        <w:t xml:space="preserve">    &lt;!-- I Vue använder vi dubbla måsvingar för att skriva ut variabler --&gt;</w:t>
-      </w:r>
-    </w:p>
-    <w:p>
-      <w:pPr>
-        <w:pStyle w:val="Kodstycke"/>
-      </w:pPr>
-      <w:r>
-        <w:t xml:space="preserve">    &lt;p&gt;Du har klickat {{ antal }} gånger.&lt;/p&gt;</w:t>
-      </w:r>
-    </w:p>
-    <w:p>
-      <w:pPr>
-        <w:pStyle w:val="Kodstycke"/>
-      </w:pPr>
-      <w:r>
-        <w:t xml:space="preserve">    &lt;button @click="antal++"&gt;Klicka här&lt;/button&gt;</w:t>
-      </w:r>
-    </w:p>
-    <w:p>
-      <w:pPr>
-        <w:pStyle w:val="Kodstycke"/>
-      </w:pPr>
-      <w:r>
-        <w:t xml:space="preserve">  &lt;/div&gt;</w:t>
-      </w:r>
-    </w:p>
-    <w:p>
-      <w:pPr>
-        <w:pStyle w:val="Kodstycke"/>
-      </w:pPr>
-      <w:r>
-        <w:t>&lt;/template&gt;</w:t>
-      </w:r>
-    </w:p>
-    <w:p>
-      <w:pPr>
-        <w:pStyle w:val="Kodstycke"/>
-      </w:pPr>
-    </w:p>
-    <w:p>
-      <w:pPr>
-        <w:pStyle w:val="Kodstycke"/>
-      </w:pPr>
-      <w:r>
-        <w:t>&lt;style scoped&gt;</w:t>
-      </w:r>
-    </w:p>
-    <w:p>
-      <w:pPr>
-        <w:pStyle w:val="Kodstycke"/>
-      </w:pPr>
-      <w:r>
-        <w:t>/* "scoped" betyder att den här stilen BARA gäller för just den här filen */</w:t>
-      </w:r>
-    </w:p>
-    <w:p>
-      <w:pPr>
-        <w:pStyle w:val="Kodstycke"/>
-      </w:pPr>
-      <w:r>
-        <w:t>button {</w:t>
-      </w:r>
-    </w:p>
-    <w:p>
-      <w:pPr>
-        <w:pStyle w:val="Kodstycke"/>
-      </w:pPr>
-      <w:r>
-        <w:t xml:space="preserve">  background: #42b883; /* Vues karaktäristiska gröna färg */</w:t>
-      </w:r>
-    </w:p>
-    <w:p>
-      <w:pPr>
-        <w:pStyle w:val="Kodstycke"/>
-      </w:pPr>
-      <w:r>
-        <w:t xml:space="preserve">  color: white;</w:t>
-      </w:r>
-    </w:p>
-    <w:p>
-      <w:pPr>
-        <w:pStyle w:val="Kodstycke"/>
-      </w:pPr>
-      <w:r>
-        <w:t xml:space="preserve">  padding: 10px 20px;</w:t>
-      </w:r>
-    </w:p>
-    <w:p>
-      <w:pPr>
-        <w:pStyle w:val="Kodstycke"/>
-      </w:pPr>
-      <w:r>
-        <w:t>}</w:t>
-      </w:r>
-    </w:p>
-    <w:p>
-      <w:pPr>
-        <w:pStyle w:val="Kodstycke"/>
-      </w:pPr>
-      <w:r>
-        <w:t>&lt;/style&gt;</w:t>
-      </w:r>
-    </w:p>
-    <w:p>
-      <w:pPr>
-        <w:pStyle w:val="Bildtext"/>
-      </w:pPr>
-      <w:r>
-        <w:t>Bild 1: En .vue-fil samlar JS, HTML-kod och CSS-styling i samma fil.</w:t>
-      </w:r>
-    </w:p>
-    <w:p>
-      <w:pPr>
-        <w:pStyle w:val="Underrubrik"/>
-        <w:rPr>
-          <w:color w:val="061F57"/>
-          <w:sz w:val="24"/>
-        </w:rPr>
-      </w:pPr>
-      <w:r>
-        <w:rPr>
-          <w:color w:val="061F57"/>
-          <w:sz w:val="24"/>
-        </w:rPr>
-        <w:lastRenderedPageBreak/>
-        <w:pict w14:anchorId="627313C1">
-          <v:rect id="_x0000_i1027" style="width:0;height:1.5pt" o:hralign="center" o:hrstd="t" o:hr="t" fillcolor="#a0a0a0" stroked="f"/>
-        </w:pict>
-      </w:r>
-    </w:p>
-    <w:p>
-      <w:pPr>
-        <w:pStyle w:val="Rubrik2"/>
-      </w:pPr>
-      <w:r>
-        <w:t>Vues Directives (Smarta HTML-attribut)</w:t>
-      </w:r>
-    </w:p>
-    <w:p>
-      <w:r>
-        <w:t>I React använder vi vanlig JavaScript (.map(), if-satser) inuti vår JSX för att styra vad som visas. Vue har valt en annan väg. De använder något som kallas Directives. Det är speciella attribut som man sätter direkt på HTML-taggarna (alla startar med v-).</w:t>
-      </w:r>
-      <w:r>
-        <w:t xml:space="preserve"> </w:t>
-      </w:r>
-      <w:r>
-        <w:t>Här är de två viktigaste som du måste känna till</w:t>
+        <w:t>Strukturen i en Single File Component (.vue)</w:t>
+      </w:r>
+    </w:p>
+    <w:p>
+      <w:r>
+        <w:t>Medan React blandar allt i .jsx-filer, håller Vue kvar vid det traditionella webbtänket där vi separerar kodspråken, fast inuti en och samma fil. En .vue-fil kallas för en Single File Component (SFC) och är snyggt uppdelad i tre tydliga block</w:t>
       </w:r>
       <w:r>
         <w:t>.</w:t>
@@ -2024,96 +1988,11 @@
         <w:pStyle w:val="Liststycke"/>
         <w:numPr>
           <w:ilvl w:val="0"/>
-          <w:numId w:val="24"/>
+          <w:numId w:val="27"/>
         </w:numPr>
-        <w:ind w:left="738" w:hanging="454"/>
-      </w:pPr>
-      <w:r>
-        <w:t>v-if – Villkorad rendering (visa om sant)</w:t>
-      </w:r>
-      <w:r>
-        <w:br/>
-      </w:r>
-      <w:r>
-        <w:t>Om du vill att ett element bara ska synas om ett visst villkor är uppfyllt använder du v-if.</w:t>
-      </w:r>
-    </w:p>
-    <w:p>
-      <w:pPr>
-        <w:pStyle w:val="Kodstycke"/>
-        <w:ind w:left="862"/>
-      </w:pPr>
-      <w:r>
-        <w:t>&lt;script setup&gt;</w:t>
-      </w:r>
-    </w:p>
-    <w:p>
-      <w:pPr>
-        <w:pStyle w:val="Kodstycke"/>
-        <w:ind w:left="862"/>
-      </w:pPr>
-      <w:r>
-        <w:t>const arInloggad = ref(true);</w:t>
-      </w:r>
-    </w:p>
-    <w:p>
-      <w:pPr>
-        <w:pStyle w:val="Kodstycke"/>
-        <w:ind w:left="862"/>
-      </w:pPr>
-      <w:r>
-        <w:t>&lt;/script&gt;</w:t>
-      </w:r>
-    </w:p>
-    <w:p>
-      <w:pPr>
-        <w:pStyle w:val="Kodstycke"/>
-        <w:ind w:left="862"/>
-      </w:pPr>
-    </w:p>
-    <w:p>
-      <w:pPr>
-        <w:pStyle w:val="Kodstycke"/>
-        <w:ind w:left="862"/>
-      </w:pPr>
-      <w:r>
-        <w:t>&lt;template&gt;</w:t>
-      </w:r>
-    </w:p>
-    <w:p>
-      <w:pPr>
-        <w:pStyle w:val="Kodstycke"/>
-        <w:ind w:left="862"/>
-      </w:pPr>
-      <w:r>
-        <w:t xml:space="preserve">  &lt;h2 v-if="arInloggad"&gt;Välkommen till din profil!&lt;/h2&gt;</w:t>
-      </w:r>
-    </w:p>
-    <w:p>
-      <w:pPr>
-        <w:pStyle w:val="Kodstycke"/>
-        <w:ind w:left="862"/>
-      </w:pPr>
-      <w:r>
-        <w:t xml:space="preserve">  &lt;h2 v-else&gt;Vänligen logga in...&lt;/h2&gt;</w:t>
-      </w:r>
-    </w:p>
-    <w:p>
-      <w:pPr>
-        <w:pStyle w:val="Kodstycke"/>
-        <w:ind w:left="862"/>
-      </w:pPr>
-      <w:r>
-        <w:t>&lt;/template&gt;</w:t>
-      </w:r>
-    </w:p>
-    <w:p>
-      <w:pPr>
-        <w:pStyle w:val="Bildtext"/>
-        <w:ind w:left="731"/>
-      </w:pPr>
-      <w:r>
-        <w:t>Bild 2 v-if som innebär villkorad rendering.</w:t>
+      </w:pPr>
+      <w:r>
+        <w:t>&lt;script setup&gt;: Här bor din JavaScript-kod, dina importer och dina reaktiva variabler.</w:t>
       </w:r>
     </w:p>
     <w:p>
@@ -2121,24 +2000,378 @@
         <w:pStyle w:val="Liststycke"/>
         <w:numPr>
           <w:ilvl w:val="0"/>
-          <w:numId w:val="25"/>
+          <w:numId w:val="27"/>
         </w:numPr>
-        <w:ind w:left="738" w:hanging="454"/>
-      </w:pPr>
-      <w:r>
-        <w:t>v-for – Loopa igenom listor</w:t>
-      </w:r>
-      <w:r>
-        <w:br/>
-      </w:r>
-      <w:r>
-        <w:t>Istället för .map() har Vue en inbyggd loop-sats direkt i HTML-koden som heter v-for. Den fungerar nästan exakt som en vanlig for...of-loop i JavaScript.</w:t>
+      </w:pPr>
+      <w:r>
+        <w:t>&lt;template&gt;: Här bor din HTML-struktur. Det är detta som faktiskt ritas ut på skärmen.</w:t>
+      </w:r>
+    </w:p>
+    <w:p>
+      <w:pPr>
+        <w:pStyle w:val="Liststycke"/>
+        <w:numPr>
+          <w:ilvl w:val="0"/>
+          <w:numId w:val="27"/>
+        </w:numPr>
+      </w:pPr>
+      <w:r>
+        <w:t>&lt;style scoped&gt;: Här bor din CSS-styling. Nyckelordet scoped är en superkraft som gör att stylingen bara gäller för just den här komponenten och kan aldrig råka spilla över och förstöra designen på andra sidor.</w:t>
+      </w:r>
+    </w:p>
+    <w:p>
+      <w:pPr>
+        <w:spacing w:after="160" w:line="278" w:lineRule="auto"/>
+        <w:ind w:left="0" w:firstLine="0"/>
+      </w:pPr>
+      <w:r>
+        <w:br w:type="page"/>
+      </w:r>
+    </w:p>
+    <w:p>
+      <w:pPr>
+        <w:pStyle w:val="Rubrik2"/>
+      </w:pPr>
+      <w:r>
+        <w:lastRenderedPageBreak/>
+        <w:t>Tvåvägs-databindning (v-model)</w:t>
+      </w:r>
+    </w:p>
+    <w:p>
+      <w:r>
+        <w:t>Det absolut mest populära verktyget i Vue kallas för v-model. Det används för att koppla ihop ett input-fält (som ett sökfält eller ett formulär) med en reaktiv variabel i din kod.</w:t>
+      </w:r>
+      <w:r>
+        <w:t xml:space="preserve"> </w:t>
+      </w:r>
+      <w:r>
+        <w:t>Det fantastiska med v-model är att kopplingen är tvåvägs:</w:t>
+      </w:r>
+    </w:p>
+    <w:p>
+      <w:pPr>
+        <w:pStyle w:val="Liststycke"/>
+        <w:numPr>
+          <w:ilvl w:val="0"/>
+          <w:numId w:val="28"/>
+        </w:numPr>
+      </w:pPr>
+      <w:r>
+        <w:t>När användaren skriver i textfältet uppdateras din JavaScript-variabel automatiskt.</w:t>
+      </w:r>
+    </w:p>
+    <w:p>
+      <w:pPr>
+        <w:pStyle w:val="Liststycke"/>
+        <w:numPr>
+          <w:ilvl w:val="0"/>
+          <w:numId w:val="28"/>
+        </w:numPr>
+      </w:pPr>
+      <w:r>
+        <w:t>Om du ändrar på variabeln inifrån din JavaScript-kod uppdateras textfältet på skärmen automatiskt.</w:t>
+      </w:r>
+    </w:p>
+    <w:p>
+      <w:r>
+        <w:t>Jämförelse (React vs Vue):</w:t>
+      </w:r>
+    </w:p>
+    <w:p>
+      <w:r>
+        <w:t>Titta på hur mycket mindre kod du behöver skriva i Vue jämfört med React för att synka ett textfält med en variabel:</w:t>
       </w:r>
     </w:p>
     <w:p>
       <w:pPr>
         <w:pStyle w:val="Kodstycke"/>
-        <w:ind w:left="862"/>
+      </w:pPr>
+      <w:r>
+        <w:t>// SÅ HÄR GÖR MAN I REACT (Enkelriktat - mycket kod):</w:t>
+      </w:r>
+    </w:p>
+    <w:p>
+      <w:pPr>
+        <w:pStyle w:val="Kodstycke"/>
+      </w:pPr>
+      <w:r>
+        <w:t>&lt;input type="text" value={namn} onChange={(e) =&gt; setNamn(e.target.value)} /&gt;</w:t>
+      </w:r>
+    </w:p>
+    <w:p/>
+    <w:p>
+      <w:pPr>
+        <w:pStyle w:val="Kodstycke"/>
+      </w:pPr>
+      <w:r>
+        <w:t>&lt;!-- SÅ HÄR GÖR MAN I VUE (Tvåvägs - "magiskt" och kort): --&gt;</w:t>
+      </w:r>
+    </w:p>
+    <w:p>
+      <w:pPr>
+        <w:pStyle w:val="Kodstycke"/>
+      </w:pPr>
+      <w:r>
+        <w:t>&lt;input type="text" v-model="namn" /&gt;</w:t>
+      </w:r>
+    </w:p>
+    <w:p>
+      <w:pPr>
+        <w:pStyle w:val="Bildtext"/>
+      </w:pPr>
+      <w:r>
+        <w:t>Bild 2 Med v-model slipper du skriva manuella händelselyssnare (onChange/input) för att hämta text från formulär – Vue sköter allt synkande i bakgrunden.</w:t>
+      </w:r>
+    </w:p>
+    <w:p>
+      <w:r>
+        <w:pict w14:anchorId="6BEFDA75">
+          <v:rect id="_x0000_i1039" style="width:0;height:1.5pt" o:hralign="center" o:hrstd="t" o:hr="t" fillcolor="#a0a0a0" stroked="f"/>
+        </w:pict>
+      </w:r>
+    </w:p>
+    <w:p>
+      <w:pPr>
+        <w:pStyle w:val="Rubrik2"/>
+      </w:pPr>
+      <w:r>
+        <w:t>Vues Directives (Smarta HTML-attribut)</w:t>
+      </w:r>
+    </w:p>
+    <w:p>
+      <w:r>
+        <w:t>I React använder vi vanlig JavaScript (.map(), if-satser) inuti vår JSX för att styra vad som visas. Vue har valt en annan väg. De använder något som kallas Directives. Det är speciella attribut som man sätter direkt på HTML-taggarna (alla startar med v-).</w:t>
+      </w:r>
+      <w:r>
+        <w:t xml:space="preserve"> </w:t>
+      </w:r>
+      <w:r>
+        <w:t>Här är de tre viktigaste som du måste kunna</w:t>
+      </w:r>
+      <w:r>
+        <w:t>.</w:t>
+      </w:r>
+    </w:p>
+    <w:p>
+      <w:pPr>
+        <w:pStyle w:val="Liststycke"/>
+        <w:numPr>
+          <w:ilvl w:val="0"/>
+          <w:numId w:val="31"/>
+        </w:numPr>
+      </w:pPr>
+      <w:r>
+        <w:t>v-on (eller @) – Händelselyssnare</w:t>
+      </w:r>
+    </w:p>
+    <w:p>
+      <w:pPr>
+        <w:pStyle w:val="Liststycke"/>
+        <w:ind w:firstLine="0"/>
+      </w:pPr>
+      <w:r>
+        <w:t>Istället för onClick använder Vue v-on:click, vilket nästan alltid förkortas till bara @click.</w:t>
+      </w:r>
+    </w:p>
+    <w:p>
+      <w:pPr>
+        <w:pStyle w:val="Kodstycke"/>
+        <w:numPr>
+          <w:ilvl w:val="0"/>
+          <w:numId w:val="0"/>
+        </w:numPr>
+        <w:ind w:left="720"/>
+      </w:pPr>
+      <w:r>
+        <w:t>&lt;button @click="antal++"&gt;Klicka här&lt;/button&gt;</w:t>
+      </w:r>
+    </w:p>
+    <w:p>
+      <w:pPr>
+        <w:pStyle w:val="Liststycke"/>
+        <w:numPr>
+          <w:ilvl w:val="0"/>
+          <w:numId w:val="31"/>
+        </w:numPr>
+      </w:pPr>
+      <w:r>
+        <w:t>v-if – Visa om ett villkor är sant</w:t>
+      </w:r>
+    </w:p>
+    <w:p>
+      <w:pPr>
+        <w:pStyle w:val="Liststycke"/>
+        <w:ind w:firstLine="0"/>
+      </w:pPr>
+      <w:r>
+        <w:t>Om du vill att ett element bara ska synas om ett visst villkor är uppfyllt använder du v-if.</w:t>
+      </w:r>
+    </w:p>
+    <w:p>
+      <w:pPr>
+        <w:pStyle w:val="Kodstycke"/>
+        <w:numPr>
+          <w:ilvl w:val="0"/>
+          <w:numId w:val="0"/>
+        </w:numPr>
+        <w:ind w:left="720"/>
+      </w:pPr>
+      <w:r>
+        <w:t>&lt;h2 v-if="arInloggad"&gt;Välkommen tillbaka!&lt;/h2&gt;</w:t>
+      </w:r>
+    </w:p>
+    <w:p>
+      <w:pPr>
+        <w:pStyle w:val="Kodstycke"/>
+        <w:numPr>
+          <w:ilvl w:val="0"/>
+          <w:numId w:val="0"/>
+        </w:numPr>
+        <w:ind w:left="720"/>
+      </w:pPr>
+      <w:r>
+        <w:t>&lt;h2 v-else&gt;Vänligen logga in...&lt;/h2&gt;</w:t>
+      </w:r>
+    </w:p>
+    <w:p>
+      <w:pPr>
+        <w:pStyle w:val="Liststycke"/>
+        <w:numPr>
+          <w:ilvl w:val="0"/>
+          <w:numId w:val="31"/>
+        </w:numPr>
+      </w:pPr>
+      <w:r>
+        <w:lastRenderedPageBreak/>
+        <w:t>v-for – Loopa ut listor</w:t>
+      </w:r>
+    </w:p>
+    <w:p>
+      <w:pPr>
+        <w:pStyle w:val="Liststycke"/>
+        <w:ind w:firstLine="0"/>
+      </w:pPr>
+      <w:r>
+        <w:t>Istället för .map() har Vue en inbyggd loop-sats direkt på HTML-taggen som heter v-for. Den fungerar nästan exakt som en vanlig for...of-loop i JavaScript.</w:t>
+      </w:r>
+    </w:p>
+    <w:p>
+      <w:pPr>
+        <w:pStyle w:val="Kodstycke"/>
+        <w:numPr>
+          <w:ilvl w:val="0"/>
+          <w:numId w:val="0"/>
+        </w:numPr>
+        <w:ind w:left="720"/>
+      </w:pPr>
+      <w:r>
+        <w:t>&lt;ul&gt;</w:t>
+      </w:r>
+    </w:p>
+    <w:p>
+      <w:pPr>
+        <w:pStyle w:val="Kodstycke"/>
+        <w:numPr>
+          <w:ilvl w:val="0"/>
+          <w:numId w:val="0"/>
+        </w:numPr>
+        <w:ind w:left="720"/>
+      </w:pPr>
+      <w:r>
+        <w:t xml:space="preserve">  &lt;!-- Vi loopar ut frukterna direkt på li-taggen --&gt;</w:t>
+      </w:r>
+    </w:p>
+    <w:p>
+      <w:pPr>
+        <w:pStyle w:val="Kodstycke"/>
+        <w:numPr>
+          <w:ilvl w:val="0"/>
+          <w:numId w:val="0"/>
+        </w:numPr>
+        <w:ind w:left="720"/>
+      </w:pPr>
+      <w:r>
+        <w:t xml:space="preserve">  &lt;li v-for="(frukt, index) in frukter" :key="index"&gt;</w:t>
+      </w:r>
+    </w:p>
+    <w:p>
+      <w:pPr>
+        <w:pStyle w:val="Kodstycke"/>
+        <w:numPr>
+          <w:ilvl w:val="0"/>
+          <w:numId w:val="0"/>
+        </w:numPr>
+        <w:ind w:left="720"/>
+      </w:pPr>
+      <w:r>
+        <w:t xml:space="preserve">    {{ frukt }}</w:t>
+      </w:r>
+    </w:p>
+    <w:p>
+      <w:pPr>
+        <w:pStyle w:val="Kodstycke"/>
+        <w:numPr>
+          <w:ilvl w:val="0"/>
+          <w:numId w:val="0"/>
+        </w:numPr>
+        <w:ind w:left="720"/>
+      </w:pPr>
+      <w:r>
+        <w:t xml:space="preserve">  &lt;/li&gt;</w:t>
+      </w:r>
+    </w:p>
+    <w:p>
+      <w:pPr>
+        <w:pStyle w:val="Kodstycke"/>
+        <w:numPr>
+          <w:ilvl w:val="0"/>
+          <w:numId w:val="0"/>
+        </w:numPr>
+        <w:ind w:left="720"/>
+      </w:pPr>
+      <w:r>
+        <w:t>&lt;/ul&gt;</w:t>
+      </w:r>
+    </w:p>
+    <w:p>
+      <w:r>
+        <w:pict w14:anchorId="06ED2393">
+          <v:rect id="_x0000_i1040" style="width:0;height:1.5pt" o:hralign="center" o:hrstd="t" o:hr="t" fillcolor="#a0a0a0" stroked="f"/>
+        </w:pict>
+      </w:r>
+    </w:p>
+    <w:p>
+      <w:pPr>
+        <w:pStyle w:val="Rubrik2"/>
+      </w:pPr>
+      <w:r>
+        <w:t>Computed Properties – Smarta beräknade värden</w:t>
+      </w:r>
+    </w:p>
+    <w:p>
+      <w:r>
+        <w:t>När vi bygger större gränssnitt vill vi ofta göra beräkningar på vår data (t.ex. räkna ut totalsumman för en kundvagn, eller filtrera en lista baserat på vad användaren har skrivit i ett sökfält).</w:t>
+      </w:r>
+      <w:r>
+        <w:t xml:space="preserve"> </w:t>
+      </w:r>
+      <w:r>
+        <w:t>I React görs dessa beräkningar om från början vid varje rendering, vilket kan bli långsamt om man har mycket data. Vue löser detta med Computed Properties via funktionen computed().</w:t>
+      </w:r>
+    </w:p>
+    <w:p>
+      <w:r>
+        <w:t>Ett beräknat värde (computed) är en smart funktion som minneslagrar (cachar) sitt resultat. Den körs bara om en gång om den data som funktionen beror på faktiskt ändras. Om datan är densamma, hämtar Vue blixtsnabbt det färdiga resultatet direkt ur cache-minnet!</w:t>
+      </w:r>
+    </w:p>
+    <w:p>
+      <w:r>
+        <w:t>Här knyter vi ihop alla delar vi har lärt oss: SFC-strukturen, tvåvägs-databindning, directives och computed properties.</w:t>
+      </w:r>
+    </w:p>
+    <w:p>
+      <w:pPr>
+        <w:pStyle w:val="Kodstycke"/>
       </w:pPr>
       <w:r>
         <w:t>&lt;script setup&gt;</w:t>
@@ -2147,16 +2380,88 @@
     <w:p>
       <w:pPr>
         <w:pStyle w:val="Kodstycke"/>
-        <w:ind w:left="862"/>
-      </w:pPr>
-      <w:r>
-        <w:t>const frukter = ref(['Äpple', 'Banan', 'Apelsin']);</w:t>
+      </w:pPr>
+      <w:r>
+        <w:t>import { ref, computed } from 'vue';</w:t>
       </w:r>
     </w:p>
     <w:p>
       <w:pPr>
         <w:pStyle w:val="Kodstycke"/>
-        <w:ind w:left="862"/>
+      </w:pPr>
+    </w:p>
+    <w:p>
+      <w:pPr>
+        <w:pStyle w:val="Kodstycke"/>
+      </w:pPr>
+      <w:r>
+        <w:t>const sökord = ref('');</w:t>
+      </w:r>
+    </w:p>
+    <w:p>
+      <w:pPr>
+        <w:pStyle w:val="Kodstycke"/>
+      </w:pPr>
+      <w:r>
+        <w:t>const produkter = ref(['Smartphone', 'Hörlurar', 'Smartwatch', 'Laptop']);</w:t>
+      </w:r>
+    </w:p>
+    <w:p>
+      <w:pPr>
+        <w:pStyle w:val="Kodstycke"/>
+      </w:pPr>
+    </w:p>
+    <w:p>
+      <w:pPr>
+        <w:pStyle w:val="Kodstycke"/>
+      </w:pPr>
+      <w:r>
+        <w:t>// En computed property och smart funktion som filtrerar listan i realtid</w:t>
+      </w:r>
+    </w:p>
+    <w:p>
+      <w:pPr>
+        <w:pStyle w:val="Kodstycke"/>
+      </w:pPr>
+      <w:r>
+        <w:t>const filtreradeProdukter = computed(() =&gt; {</w:t>
+      </w:r>
+    </w:p>
+    <w:p>
+      <w:pPr>
+        <w:pStyle w:val="Kodstycke"/>
+      </w:pPr>
+      <w:r>
+        <w:t xml:space="preserve">  return produkter.value.filter(produkt =&gt; </w:t>
+      </w:r>
+    </w:p>
+    <w:p>
+      <w:pPr>
+        <w:pStyle w:val="Kodstycke"/>
+      </w:pPr>
+      <w:r>
+        <w:t xml:space="preserve">    produkt.toLowerCase().includes(sökord.value.toLowerCase())</w:t>
+      </w:r>
+    </w:p>
+    <w:p>
+      <w:pPr>
+        <w:pStyle w:val="Kodstycke"/>
+      </w:pPr>
+      <w:r>
+        <w:t xml:space="preserve">  );</w:t>
+      </w:r>
+    </w:p>
+    <w:p>
+      <w:pPr>
+        <w:pStyle w:val="Kodstycke"/>
+      </w:pPr>
+      <w:r>
+        <w:t>});</w:t>
+      </w:r>
+    </w:p>
+    <w:p>
+      <w:pPr>
+        <w:pStyle w:val="Kodstycke"/>
       </w:pPr>
       <w:r>
         <w:t>&lt;/script&gt;</w:t>
@@ -2165,76 +2470,116 @@
     <w:p>
       <w:pPr>
         <w:pStyle w:val="Kodstycke"/>
-        <w:ind w:left="862"/>
       </w:pPr>
     </w:p>
     <w:p>
       <w:pPr>
         <w:pStyle w:val="Kodstycke"/>
-        <w:ind w:left="862"/>
-      </w:pPr>
-      <w:r>
+      </w:pPr>
+      <w:r>
+        <w:lastRenderedPageBreak/>
         <w:t>&lt;template&gt;</w:t>
       </w:r>
     </w:p>
     <w:p>
       <w:pPr>
         <w:pStyle w:val="Kodstycke"/>
-        <w:ind w:left="862"/>
-      </w:pPr>
-      <w:r>
-        <w:t xml:space="preserve">  &lt;ul&gt;</w:t>
+      </w:pPr>
+      <w:r>
+        <w:t xml:space="preserve">  &lt;div class="sök-box"&gt;</w:t>
       </w:r>
     </w:p>
     <w:p>
       <w:pPr>
         <w:pStyle w:val="Kodstycke"/>
-        <w:ind w:left="862"/>
-      </w:pPr>
-      <w:r>
-        <w:t xml:space="preserve">    &lt;!-- Vi loopar ut frukterna direkt på li-taggen --&gt;</w:t>
+      </w:pPr>
+      <w:r>
+        <w:t xml:space="preserve">    &lt;!-- Tvåvägs-databindning synkar sökordet direkt --&gt;</w:t>
       </w:r>
     </w:p>
     <w:p>
       <w:pPr>
         <w:pStyle w:val="Kodstycke"/>
-        <w:ind w:left="862"/>
-      </w:pPr>
-      <w:r>
-        <w:t xml:space="preserve">    &lt;li v-for="(frukt, index) in frukter" :key="index"&gt;</w:t>
+      </w:pPr>
+      <w:r>
+        <w:t xml:space="preserve">    &lt;input type="text" v-model="sökord" placeholder="Sök produkt..." /&gt;</w:t>
       </w:r>
     </w:p>
     <w:p>
       <w:pPr>
         <w:pStyle w:val="Kodstycke"/>
-        <w:ind w:left="862"/>
-      </w:pPr>
-      <w:r>
-        <w:t xml:space="preserve">      {{ frukt }}</w:t>
+      </w:pPr>
+      <w:r>
+        <w:t xml:space="preserve">    </w:t>
       </w:r>
     </w:p>
     <w:p>
       <w:pPr>
         <w:pStyle w:val="Kodstycke"/>
-        <w:ind w:left="862"/>
-      </w:pPr>
-      <w:r>
-        <w:t xml:space="preserve">    &lt;/li&gt;</w:t>
+      </w:pPr>
+      <w:r>
+        <w:t xml:space="preserve">    &lt;h3&gt;Resultat:&lt;/h3&gt;</w:t>
       </w:r>
     </w:p>
     <w:p>
       <w:pPr>
         <w:pStyle w:val="Kodstycke"/>
-        <w:ind w:left="862"/>
-      </w:pPr>
-      <w:r>
-        <w:t xml:space="preserve">  &lt;/ul&gt;</w:t>
+      </w:pPr>
+      <w:r>
+        <w:t xml:space="preserve">    &lt;ul&gt;</w:t>
       </w:r>
     </w:p>
     <w:p>
       <w:pPr>
         <w:pStyle w:val="Kodstycke"/>
-        <w:ind w:left="862"/>
+      </w:pPr>
+      <w:r>
+        <w:t xml:space="preserve">      &lt;!-- Vi loopar ut det smarta, beräknade värdet istället för original-listan --&gt;</w:t>
+      </w:r>
+    </w:p>
+    <w:p>
+      <w:pPr>
+        <w:pStyle w:val="Kodstycke"/>
+      </w:pPr>
+      <w:r>
+        <w:t xml:space="preserve">      &lt;li v-for="(produkt, index) in filtreradeProdukter" :key="index"&gt;</w:t>
+      </w:r>
+    </w:p>
+    <w:p>
+      <w:pPr>
+        <w:pStyle w:val="Kodstycke"/>
+      </w:pPr>
+      <w:r>
+        <w:t xml:space="preserve">        {{ produkt }}</w:t>
+      </w:r>
+    </w:p>
+    <w:p>
+      <w:pPr>
+        <w:pStyle w:val="Kodstycke"/>
+      </w:pPr>
+      <w:r>
+        <w:t xml:space="preserve">      &lt;/li&gt;</w:t>
+      </w:r>
+    </w:p>
+    <w:p>
+      <w:pPr>
+        <w:pStyle w:val="Kodstycke"/>
+      </w:pPr>
+      <w:r>
+        <w:t xml:space="preserve">    &lt;/ul&gt;</w:t>
+      </w:r>
+    </w:p>
+    <w:p>
+      <w:pPr>
+        <w:pStyle w:val="Kodstycke"/>
+      </w:pPr>
+      <w:r>
+        <w:t xml:space="preserve">  &lt;/div&gt;</w:t>
+      </w:r>
+    </w:p>
+    <w:p>
+      <w:pPr>
+        <w:pStyle w:val="Kodstycke"/>
       </w:pPr>
       <w:r>
         <w:t>&lt;/template&gt;</w:t>
@@ -2242,11 +2587,63 @@
     </w:p>
     <w:p>
       <w:pPr>
+        <w:pStyle w:val="Kodstycke"/>
+      </w:pPr>
+    </w:p>
+    <w:p>
+      <w:pPr>
+        <w:pStyle w:val="Kodstycke"/>
+      </w:pPr>
+      <w:r>
+        <w:t>&lt;style scoped&gt;</w:t>
+      </w:r>
+    </w:p>
+    <w:p>
+      <w:pPr>
+        <w:pStyle w:val="Kodstycke"/>
+      </w:pPr>
+      <w:r>
+        <w:t>.sök-box { padding: 20px; background: #f8f9fa; border-radius: 8px; }</w:t>
+      </w:r>
+    </w:p>
+    <w:p>
+      <w:pPr>
+        <w:pStyle w:val="Kodstycke"/>
+      </w:pPr>
+      <w:r>
+        <w:t>input { padding: 8px; width: 100%; border: 1px solid #ccc; }</w:t>
+      </w:r>
+    </w:p>
+    <w:p>
+      <w:pPr>
+        <w:pStyle w:val="Kodstycke"/>
+      </w:pPr>
+      <w:r>
+        <w:t>ul { list-style: none; padding: 0; }</w:t>
+      </w:r>
+    </w:p>
+    <w:p>
+      <w:pPr>
+        <w:pStyle w:val="Kodstycke"/>
+      </w:pPr>
+      <w:r>
+        <w:t>li { padding: 8px 0; border-bottom: 1px solid #eee; }</w:t>
+      </w:r>
+    </w:p>
+    <w:p>
+      <w:pPr>
+        <w:pStyle w:val="Kodstycke"/>
+      </w:pPr>
+      <w:r>
+        <w:t>&lt;/style&gt;</w:t>
+      </w:r>
+    </w:p>
+    <w:p>
+      <w:pPr>
         <w:pStyle w:val="Bildtext"/>
-        <w:ind w:left="731"/>
-      </w:pPr>
-      <w:r>
-        <w:t>Bild 3 v-for används för att loopa igenom listor och visa innehållet.</w:t>
+      </w:pPr>
+      <w:r>
+        <w:t>Bild 3 computed() är ett ovärderligt verktyg för prestanda. Det ser till att tunga filtreringar eller uträkningar inte belastar webbläsaren i onödan.</w:t>
       </w:r>
     </w:p>
     <w:sectPr>
@@ -2714,6 +3111,95 @@
 <file path=word/numbering.xml><?xml version="1.0" encoding="utf-8"?>
 <w:numbering xmlns:wpc="http://schemas.microsoft.com/office/word/2010/wordprocessingCanvas" xmlns:cx="http://schemas.microsoft.com/office/drawing/2014/chartex" xmlns:cx1="http://schemas.microsoft.com/office/drawing/2015/9/8/chartex" xmlns:cx2="http://schemas.microsoft.com/office/drawing/2015/10/21/chartex" xmlns:cx3="http://schemas.microsoft.com/office/drawing/2016/5/9/chartex" xmlns:cx4="http://schemas.microsoft.com/office/drawing/2016/5/10/chartex" xmlns:cx5="http://schemas.microsoft.com/office/drawing/2016/5/11/chartex" xmlns:cx6="http://schemas.microsoft.com/office/drawing/2016/5/12/chartex" xmlns:cx7="http://schemas.microsoft.com/office/drawing/2016/5/13/chartex" xmlns:cx8="http://schemas.microsoft.com/office/drawing/2016/5/14/chartex" xmlns:mc="http://schemas.openxmlformats.org/markup-compatibility/2006" xmlns:aink="http://schemas.microsoft.com/office/drawing/2016/ink" xmlns:am3d="http://schemas.microsoft.com/office/drawing/2017/model3d" xmlns:o="urn:schemas-microsoft-com:office:office" xmlns:oel="http://schemas.microsoft.com/office/2019/extlst" xmlns:r="http://schemas.openxmlformats.org/officeDocument/2006/relationships" xmlns:m="http://schemas.openxmlformats.org/officeDocument/2006/math" xmlns:v="urn:schemas-microsoft-com:vml" xmlns:wp14="http://schemas.microsoft.com/office/word/2010/wordprocessingDrawing" xmlns:wp="http://schemas.openxmlformats.org/drawingml/2006/wordprocessingDrawing" xmlns:w10="urn:schemas-microsoft-com:office:word" xmlns:w="http://schemas.openxmlformats.org/wordprocessingml/2006/main" xmlns:w14="http://schemas.microsoft.com/office/word/2010/wordml" xmlns:w15="http://schemas.microsoft.com/office/word/2012/wordml" xmlns:w16cex="http://schemas.microsoft.com/office/word/2018/wordml/cex" xmlns:w16cid="http://schemas.microsoft.com/office/word/2016/wordml/cid" xmlns:w16="http://schemas.microsoft.com/office/word/2018/wordml" xmlns:w16du="http://schemas.microsoft.com/office/word/2023/wordml/word16du" xmlns:w16sdtdh="http://schemas.microsoft.com/office/word/2020/wordml/sdtdatahash" xmlns:w16sdtfl="http://schemas.microsoft.com/office/word/2024/wordml/sdtformatlock" xmlns:w16se="http://schemas.microsoft.com/office/word/2015/wordml/symex" xmlns:wpg="http://schemas.microsoft.com/office/word/2010/wordprocessingGroup" xmlns:wpi="http://schemas.microsoft.com/office/word/2010/wordprocessingInk" xmlns:wne="http://schemas.microsoft.com/office/word/2006/wordml" xmlns:wps="http://schemas.microsoft.com/office/word/2010/wordprocessingShape" mc:Ignorable="w14 w15 w16se w16cid w16 w16cex w16sdtdh w16sdtfl w16du wp14">
   <w:abstractNum w:abstractNumId="0" w15:restartNumberingAfterBreak="0">
+    <w:nsid w:val="033F4983"/>
+    <w:multiLevelType w:val="hybridMultilevel"/>
+    <w:tmpl w:val="888E3ECE"/>
+    <w:lvl w:ilvl="0" w:tplc="2000000F">
+      <w:start w:val="1"/>
+      <w:numFmt w:val="decimal"/>
+      <w:lvlText w:val="%1."/>
+      <w:lvlJc w:val="left"/>
+      <w:pPr>
+        <w:ind w:left="720" w:hanging="360"/>
+      </w:pPr>
+      <w:rPr>
+        <w:rFonts w:hint="default"/>
+      </w:rPr>
+    </w:lvl>
+    <w:lvl w:ilvl="1" w:tplc="20000019" w:tentative="1">
+      <w:start w:val="1"/>
+      <w:numFmt w:val="lowerLetter"/>
+      <w:lvlText w:val="%2."/>
+      <w:lvlJc w:val="left"/>
+      <w:pPr>
+        <w:ind w:left="1440" w:hanging="360"/>
+      </w:pPr>
+    </w:lvl>
+    <w:lvl w:ilvl="2" w:tplc="2000001B" w:tentative="1">
+      <w:start w:val="1"/>
+      <w:numFmt w:val="lowerRoman"/>
+      <w:lvlText w:val="%3."/>
+      <w:lvlJc w:val="right"/>
+      <w:pPr>
+        <w:ind w:left="2160" w:hanging="180"/>
+      </w:pPr>
+    </w:lvl>
+    <w:lvl w:ilvl="3" w:tplc="2000000F" w:tentative="1">
+      <w:start w:val="1"/>
+      <w:numFmt w:val="decimal"/>
+      <w:lvlText w:val="%4."/>
+      <w:lvlJc w:val="left"/>
+      <w:pPr>
+        <w:ind w:left="2880" w:hanging="360"/>
+      </w:pPr>
+    </w:lvl>
+    <w:lvl w:ilvl="4" w:tplc="20000019" w:tentative="1">
+      <w:start w:val="1"/>
+      <w:numFmt w:val="lowerLetter"/>
+      <w:lvlText w:val="%5."/>
+      <w:lvlJc w:val="left"/>
+      <w:pPr>
+        <w:ind w:left="3600" w:hanging="360"/>
+      </w:pPr>
+    </w:lvl>
+    <w:lvl w:ilvl="5" w:tplc="2000001B" w:tentative="1">
+      <w:start w:val="1"/>
+      <w:numFmt w:val="lowerRoman"/>
+      <w:lvlText w:val="%6."/>
+      <w:lvlJc w:val="right"/>
+      <w:pPr>
+        <w:ind w:left="4320" w:hanging="180"/>
+      </w:pPr>
+    </w:lvl>
+    <w:lvl w:ilvl="6" w:tplc="2000000F" w:tentative="1">
+      <w:start w:val="1"/>
+      <w:numFmt w:val="decimal"/>
+      <w:lvlText w:val="%7."/>
+      <w:lvlJc w:val="left"/>
+      <w:pPr>
+        <w:ind w:left="5040" w:hanging="360"/>
+      </w:pPr>
+    </w:lvl>
+    <w:lvl w:ilvl="7" w:tplc="20000019" w:tentative="1">
+      <w:start w:val="1"/>
+      <w:numFmt w:val="lowerLetter"/>
+      <w:lvlText w:val="%8."/>
+      <w:lvlJc w:val="left"/>
+      <w:pPr>
+        <w:ind w:left="5760" w:hanging="360"/>
+      </w:pPr>
+    </w:lvl>
+    <w:lvl w:ilvl="8" w:tplc="2000001B" w:tentative="1">
+      <w:start w:val="1"/>
+      <w:numFmt w:val="lowerRoman"/>
+      <w:lvlText w:val="%9."/>
+      <w:lvlJc w:val="right"/>
+      <w:pPr>
+        <w:ind w:left="6480" w:hanging="180"/>
+      </w:pPr>
+    </w:lvl>
+  </w:abstractNum>
+  <w:abstractNum w:abstractNumId="1" w15:restartNumberingAfterBreak="0">
     <w:nsid w:val="0A9C4333"/>
     <w:multiLevelType w:val="multilevel"/>
     <w:tmpl w:val="6DF0FC7A"/>
@@ -2862,7 +3348,93 @@
       </w:rPr>
     </w:lvl>
   </w:abstractNum>
-  <w:abstractNum w:abstractNumId="1" w15:restartNumberingAfterBreak="0">
+  <w:abstractNum w:abstractNumId="2" w15:restartNumberingAfterBreak="0">
+    <w:nsid w:val="0B7C55CA"/>
+    <w:multiLevelType w:val="hybridMultilevel"/>
+    <w:tmpl w:val="EEF268AE"/>
+    <w:lvl w:ilvl="0" w:tplc="2000000F">
+      <w:start w:val="1"/>
+      <w:numFmt w:val="decimal"/>
+      <w:lvlText w:val="%1."/>
+      <w:lvlJc w:val="left"/>
+      <w:pPr>
+        <w:ind w:left="720" w:hanging="360"/>
+      </w:pPr>
+    </w:lvl>
+    <w:lvl w:ilvl="1" w:tplc="20000019" w:tentative="1">
+      <w:start w:val="1"/>
+      <w:numFmt w:val="lowerLetter"/>
+      <w:lvlText w:val="%2."/>
+      <w:lvlJc w:val="left"/>
+      <w:pPr>
+        <w:ind w:left="1440" w:hanging="360"/>
+      </w:pPr>
+    </w:lvl>
+    <w:lvl w:ilvl="2" w:tplc="2000001B" w:tentative="1">
+      <w:start w:val="1"/>
+      <w:numFmt w:val="lowerRoman"/>
+      <w:lvlText w:val="%3."/>
+      <w:lvlJc w:val="right"/>
+      <w:pPr>
+        <w:ind w:left="2160" w:hanging="180"/>
+      </w:pPr>
+    </w:lvl>
+    <w:lvl w:ilvl="3" w:tplc="2000000F" w:tentative="1">
+      <w:start w:val="1"/>
+      <w:numFmt w:val="decimal"/>
+      <w:lvlText w:val="%4."/>
+      <w:lvlJc w:val="left"/>
+      <w:pPr>
+        <w:ind w:left="2880" w:hanging="360"/>
+      </w:pPr>
+    </w:lvl>
+    <w:lvl w:ilvl="4" w:tplc="20000019" w:tentative="1">
+      <w:start w:val="1"/>
+      <w:numFmt w:val="lowerLetter"/>
+      <w:lvlText w:val="%5."/>
+      <w:lvlJc w:val="left"/>
+      <w:pPr>
+        <w:ind w:left="3600" w:hanging="360"/>
+      </w:pPr>
+    </w:lvl>
+    <w:lvl w:ilvl="5" w:tplc="2000001B" w:tentative="1">
+      <w:start w:val="1"/>
+      <w:numFmt w:val="lowerRoman"/>
+      <w:lvlText w:val="%6."/>
+      <w:lvlJc w:val="right"/>
+      <w:pPr>
+        <w:ind w:left="4320" w:hanging="180"/>
+      </w:pPr>
+    </w:lvl>
+    <w:lvl w:ilvl="6" w:tplc="2000000F" w:tentative="1">
+      <w:start w:val="1"/>
+      <w:numFmt w:val="decimal"/>
+      <w:lvlText w:val="%7."/>
+      <w:lvlJc w:val="left"/>
+      <w:pPr>
+        <w:ind w:left="5040" w:hanging="360"/>
+      </w:pPr>
+    </w:lvl>
+    <w:lvl w:ilvl="7" w:tplc="20000019" w:tentative="1">
+      <w:start w:val="1"/>
+      <w:numFmt w:val="lowerLetter"/>
+      <w:lvlText w:val="%8."/>
+      <w:lvlJc w:val="left"/>
+      <w:pPr>
+        <w:ind w:left="5760" w:hanging="360"/>
+      </w:pPr>
+    </w:lvl>
+    <w:lvl w:ilvl="8" w:tplc="2000001B" w:tentative="1">
+      <w:start w:val="1"/>
+      <w:numFmt w:val="lowerRoman"/>
+      <w:lvlText w:val="%9."/>
+      <w:lvlJc w:val="right"/>
+      <w:pPr>
+        <w:ind w:left="6480" w:hanging="180"/>
+      </w:pPr>
+    </w:lvl>
+  </w:abstractNum>
+  <w:abstractNum w:abstractNumId="3" w15:restartNumberingAfterBreak="0">
     <w:nsid w:val="0BE6336F"/>
     <w:multiLevelType w:val="hybridMultilevel"/>
     <w:tmpl w:val="C16A9318"/>
@@ -2975,7 +3547,7 @@
       </w:rPr>
     </w:lvl>
   </w:abstractNum>
-  <w:abstractNum w:abstractNumId="2" w15:restartNumberingAfterBreak="0">
+  <w:abstractNum w:abstractNumId="4" w15:restartNumberingAfterBreak="0">
     <w:nsid w:val="0CAF46E1"/>
     <w:multiLevelType w:val="multilevel"/>
     <w:tmpl w:val="F60A86A0"/>
@@ -3124,7 +3696,7 @@
       </w:rPr>
     </w:lvl>
   </w:abstractNum>
-  <w:abstractNum w:abstractNumId="3" w15:restartNumberingAfterBreak="0">
+  <w:abstractNum w:abstractNumId="5" w15:restartNumberingAfterBreak="0">
     <w:nsid w:val="148200D3"/>
     <w:multiLevelType w:val="hybridMultilevel"/>
     <w:tmpl w:val="9730B1D2"/>
@@ -3237,7 +3809,7 @@
       </w:rPr>
     </w:lvl>
   </w:abstractNum>
-  <w:abstractNum w:abstractNumId="4" w15:restartNumberingAfterBreak="0">
+  <w:abstractNum w:abstractNumId="6" w15:restartNumberingAfterBreak="0">
     <w:nsid w:val="17746F92"/>
     <w:multiLevelType w:val="multilevel"/>
     <w:tmpl w:val="03ECB3D2"/>
@@ -3386,7 +3958,7 @@
       </w:rPr>
     </w:lvl>
   </w:abstractNum>
-  <w:abstractNum w:abstractNumId="5" w15:restartNumberingAfterBreak="0">
+  <w:abstractNum w:abstractNumId="7" w15:restartNumberingAfterBreak="0">
     <w:nsid w:val="21643367"/>
     <w:multiLevelType w:val="hybridMultilevel"/>
     <w:tmpl w:val="16447AEE"/>
@@ -3499,7 +4071,7 @@
       </w:rPr>
     </w:lvl>
   </w:abstractNum>
-  <w:abstractNum w:abstractNumId="6" w15:restartNumberingAfterBreak="0">
+  <w:abstractNum w:abstractNumId="8" w15:restartNumberingAfterBreak="0">
     <w:nsid w:val="29014640"/>
     <w:multiLevelType w:val="hybridMultilevel"/>
     <w:tmpl w:val="887A20A8"/>
@@ -3612,7 +4184,7 @@
       </w:rPr>
     </w:lvl>
   </w:abstractNum>
-  <w:abstractNum w:abstractNumId="7" w15:restartNumberingAfterBreak="0">
+  <w:abstractNum w:abstractNumId="9" w15:restartNumberingAfterBreak="0">
     <w:nsid w:val="2E03684D"/>
     <w:multiLevelType w:val="hybridMultilevel"/>
     <w:tmpl w:val="36720922"/>
@@ -3725,7 +4297,7 @@
       </w:rPr>
     </w:lvl>
   </w:abstractNum>
-  <w:abstractNum w:abstractNumId="8" w15:restartNumberingAfterBreak="0">
+  <w:abstractNum w:abstractNumId="10" w15:restartNumberingAfterBreak="0">
     <w:nsid w:val="2F910B40"/>
     <w:multiLevelType w:val="multilevel"/>
     <w:tmpl w:val="9FD4157C"/>
@@ -3838,7 +4410,120 @@
       </w:pPr>
     </w:lvl>
   </w:abstractNum>
-  <w:abstractNum w:abstractNumId="9" w15:restartNumberingAfterBreak="0">
+  <w:abstractNum w:abstractNumId="11" w15:restartNumberingAfterBreak="0">
+    <w:nsid w:val="367D2ABC"/>
+    <w:multiLevelType w:val="hybridMultilevel"/>
+    <w:tmpl w:val="B750FC56"/>
+    <w:lvl w:ilvl="0" w:tplc="20000001">
+      <w:start w:val="1"/>
+      <w:numFmt w:val="bullet"/>
+      <w:lvlText w:val=""/>
+      <w:lvlJc w:val="left"/>
+      <w:pPr>
+        <w:ind w:left="720" w:hanging="360"/>
+      </w:pPr>
+      <w:rPr>
+        <w:rFonts w:ascii="Symbol" w:hAnsi="Symbol" w:hint="default"/>
+      </w:rPr>
+    </w:lvl>
+    <w:lvl w:ilvl="1" w:tplc="20000003" w:tentative="1">
+      <w:start w:val="1"/>
+      <w:numFmt w:val="bullet"/>
+      <w:lvlText w:val="o"/>
+      <w:lvlJc w:val="left"/>
+      <w:pPr>
+        <w:ind w:left="1440" w:hanging="360"/>
+      </w:pPr>
+      <w:rPr>
+        <w:rFonts w:ascii="Courier New" w:hAnsi="Courier New" w:cs="Courier New" w:hint="default"/>
+      </w:rPr>
+    </w:lvl>
+    <w:lvl w:ilvl="2" w:tplc="20000005" w:tentative="1">
+      <w:start w:val="1"/>
+      <w:numFmt w:val="bullet"/>
+      <w:lvlText w:val=""/>
+      <w:lvlJc w:val="left"/>
+      <w:pPr>
+        <w:ind w:left="2160" w:hanging="360"/>
+      </w:pPr>
+      <w:rPr>
+        <w:rFonts w:ascii="Wingdings" w:hAnsi="Wingdings" w:hint="default"/>
+      </w:rPr>
+    </w:lvl>
+    <w:lvl w:ilvl="3" w:tplc="20000001" w:tentative="1">
+      <w:start w:val="1"/>
+      <w:numFmt w:val="bullet"/>
+      <w:lvlText w:val=""/>
+      <w:lvlJc w:val="left"/>
+      <w:pPr>
+        <w:ind w:left="2880" w:hanging="360"/>
+      </w:pPr>
+      <w:rPr>
+        <w:rFonts w:ascii="Symbol" w:hAnsi="Symbol" w:hint="default"/>
+      </w:rPr>
+    </w:lvl>
+    <w:lvl w:ilvl="4" w:tplc="20000003" w:tentative="1">
+      <w:start w:val="1"/>
+      <w:numFmt w:val="bullet"/>
+      <w:lvlText w:val="o"/>
+      <w:lvlJc w:val="left"/>
+      <w:pPr>
+        <w:ind w:left="3600" w:hanging="360"/>
+      </w:pPr>
+      <w:rPr>
+        <w:rFonts w:ascii="Courier New" w:hAnsi="Courier New" w:cs="Courier New" w:hint="default"/>
+      </w:rPr>
+    </w:lvl>
+    <w:lvl w:ilvl="5" w:tplc="20000005" w:tentative="1">
+      <w:start w:val="1"/>
+      <w:numFmt w:val="bullet"/>
+      <w:lvlText w:val=""/>
+      <w:lvlJc w:val="left"/>
+      <w:pPr>
+        <w:ind w:left="4320" w:hanging="360"/>
+      </w:pPr>
+      <w:rPr>
+        <w:rFonts w:ascii="Wingdings" w:hAnsi="Wingdings" w:hint="default"/>
+      </w:rPr>
+    </w:lvl>
+    <w:lvl w:ilvl="6" w:tplc="20000001" w:tentative="1">
+      <w:start w:val="1"/>
+      <w:numFmt w:val="bullet"/>
+      <w:lvlText w:val=""/>
+      <w:lvlJc w:val="left"/>
+      <w:pPr>
+        <w:ind w:left="5040" w:hanging="360"/>
+      </w:pPr>
+      <w:rPr>
+        <w:rFonts w:ascii="Symbol" w:hAnsi="Symbol" w:hint="default"/>
+      </w:rPr>
+    </w:lvl>
+    <w:lvl w:ilvl="7" w:tplc="20000003" w:tentative="1">
+      <w:start w:val="1"/>
+      <w:numFmt w:val="bullet"/>
+      <w:lvlText w:val="o"/>
+      <w:lvlJc w:val="left"/>
+      <w:pPr>
+        <w:ind w:left="5760" w:hanging="360"/>
+      </w:pPr>
+      <w:rPr>
+        <w:rFonts w:ascii="Courier New" w:hAnsi="Courier New" w:cs="Courier New" w:hint="default"/>
+      </w:rPr>
+    </w:lvl>
+    <w:lvl w:ilvl="8" w:tplc="20000005" w:tentative="1">
+      <w:start w:val="1"/>
+      <w:numFmt w:val="bullet"/>
+      <w:lvlText w:val=""/>
+      <w:lvlJc w:val="left"/>
+      <w:pPr>
+        <w:ind w:left="6480" w:hanging="360"/>
+      </w:pPr>
+      <w:rPr>
+        <w:rFonts w:ascii="Wingdings" w:hAnsi="Wingdings" w:hint="default"/>
+      </w:rPr>
+    </w:lvl>
+  </w:abstractNum>
+  <w:abstractNum w:abstractNumId="12" w15:restartNumberingAfterBreak="0">
     <w:nsid w:val="44570926"/>
     <w:multiLevelType w:val="hybridMultilevel"/>
     <w:tmpl w:val="8D28D8E4"/>
@@ -3951,7 +4636,7 @@
       </w:rPr>
     </w:lvl>
   </w:abstractNum>
-  <w:abstractNum w:abstractNumId="10" w15:restartNumberingAfterBreak="0">
+  <w:abstractNum w:abstractNumId="13" w15:restartNumberingAfterBreak="0">
     <w:nsid w:val="49FE6C65"/>
     <w:multiLevelType w:val="multilevel"/>
     <w:tmpl w:val="7F708A02"/>
@@ -4100,7 +4785,7 @@
       </w:rPr>
     </w:lvl>
   </w:abstractNum>
-  <w:abstractNum w:abstractNumId="11" w15:restartNumberingAfterBreak="0">
+  <w:abstractNum w:abstractNumId="14" w15:restartNumberingAfterBreak="0">
     <w:nsid w:val="537A2F67"/>
     <w:multiLevelType w:val="multilevel"/>
     <w:tmpl w:val="67FCC784"/>
@@ -4249,7 +4934,120 @@
       </w:rPr>
     </w:lvl>
   </w:abstractNum>
-  <w:abstractNum w:abstractNumId="12" w15:restartNumberingAfterBreak="0">
+  <w:abstractNum w:abstractNumId="15" w15:restartNumberingAfterBreak="0">
+    <w:nsid w:val="57371D97"/>
+    <w:multiLevelType w:val="hybridMultilevel"/>
+    <w:tmpl w:val="C55A898C"/>
+    <w:lvl w:ilvl="0" w:tplc="20000001">
+      <w:start w:val="1"/>
+      <w:numFmt w:val="bullet"/>
+      <w:lvlText w:val=""/>
+      <w:lvlJc w:val="left"/>
+      <w:pPr>
+        <w:ind w:left="720" w:hanging="360"/>
+      </w:pPr>
+      <w:rPr>
+        <w:rFonts w:ascii="Symbol" w:hAnsi="Symbol" w:hint="default"/>
+      </w:rPr>
+    </w:lvl>
+    <w:lvl w:ilvl="1" w:tplc="20000003" w:tentative="1">
+      <w:start w:val="1"/>
+      <w:numFmt w:val="bullet"/>
+      <w:lvlText w:val="o"/>
+      <w:lvlJc w:val="left"/>
+      <w:pPr>
+        <w:ind w:left="1440" w:hanging="360"/>
+      </w:pPr>
+      <w:rPr>
+        <w:rFonts w:ascii="Courier New" w:hAnsi="Courier New" w:cs="Courier New" w:hint="default"/>
+      </w:rPr>
+    </w:lvl>
+    <w:lvl w:ilvl="2" w:tplc="20000005" w:tentative="1">
+      <w:start w:val="1"/>
+      <w:numFmt w:val="bullet"/>
+      <w:lvlText w:val=""/>
+      <w:lvlJc w:val="left"/>
+      <w:pPr>
+        <w:ind w:left="2160" w:hanging="360"/>
+      </w:pPr>
+      <w:rPr>
+        <w:rFonts w:ascii="Wingdings" w:hAnsi="Wingdings" w:hint="default"/>
+      </w:rPr>
+    </w:lvl>
+    <w:lvl w:ilvl="3" w:tplc="20000001" w:tentative="1">
+      <w:start w:val="1"/>
+      <w:numFmt w:val="bullet"/>
+      <w:lvlText w:val=""/>
+      <w:lvlJc w:val="left"/>
+      <w:pPr>
+        <w:ind w:left="2880" w:hanging="360"/>
+      </w:pPr>
+      <w:rPr>
+        <w:rFonts w:ascii="Symbol" w:hAnsi="Symbol" w:hint="default"/>
+      </w:rPr>
+    </w:lvl>
+    <w:lvl w:ilvl="4" w:tplc="20000003" w:tentative="1">
+      <w:start w:val="1"/>
+      <w:numFmt w:val="bullet"/>
+      <w:lvlText w:val="o"/>
+      <w:lvlJc w:val="left"/>
+      <w:pPr>
+        <w:ind w:left="3600" w:hanging="360"/>
+      </w:pPr>
+      <w:rPr>
+        <w:rFonts w:ascii="Courier New" w:hAnsi="Courier New" w:cs="Courier New" w:hint="default"/>
+      </w:rPr>
+    </w:lvl>
+    <w:lvl w:ilvl="5" w:tplc="20000005" w:tentative="1">
+      <w:start w:val="1"/>
+      <w:numFmt w:val="bullet"/>
+      <w:lvlText w:val=""/>
+      <w:lvlJc w:val="left"/>
+      <w:pPr>
+        <w:ind w:left="4320" w:hanging="360"/>
+      </w:pPr>
+      <w:rPr>
+        <w:rFonts w:ascii="Wingdings" w:hAnsi="Wingdings" w:hint="default"/>
+      </w:rPr>
+    </w:lvl>
+    <w:lvl w:ilvl="6" w:tplc="20000001" w:tentative="1">
+      <w:start w:val="1"/>
+      <w:numFmt w:val="bullet"/>
+      <w:lvlText w:val=""/>
+      <w:lvlJc w:val="left"/>
+      <w:pPr>
+        <w:ind w:left="5040" w:hanging="360"/>
+      </w:pPr>
+      <w:rPr>
+        <w:rFonts w:ascii="Symbol" w:hAnsi="Symbol" w:hint="default"/>
+      </w:rPr>
+    </w:lvl>
+    <w:lvl w:ilvl="7" w:tplc="20000003" w:tentative="1">
+      <w:start w:val="1"/>
+      <w:numFmt w:val="bullet"/>
+      <w:lvlText w:val="o"/>
+      <w:lvlJc w:val="left"/>
+      <w:pPr>
+        <w:ind w:left="5760" w:hanging="360"/>
+      </w:pPr>
+      <w:rPr>
+        <w:rFonts w:ascii="Courier New" w:hAnsi="Courier New" w:cs="Courier New" w:hint="default"/>
+      </w:rPr>
+    </w:lvl>
+    <w:lvl w:ilvl="8" w:tplc="20000005" w:tentative="1">
+      <w:start w:val="1"/>
+      <w:numFmt w:val="bullet"/>
+      <w:lvlText w:val=""/>
+      <w:lvlJc w:val="left"/>
+      <w:pPr>
+        <w:ind w:left="6480" w:hanging="360"/>
+      </w:pPr>
+      <w:rPr>
+        <w:rFonts w:ascii="Wingdings" w:hAnsi="Wingdings" w:hint="default"/>
+      </w:rPr>
+    </w:lvl>
+  </w:abstractNum>
+  <w:abstractNum w:abstractNumId="16" w15:restartNumberingAfterBreak="0">
     <w:nsid w:val="58A15727"/>
     <w:multiLevelType w:val="multilevel"/>
     <w:tmpl w:val="98F69174"/>
@@ -4362,7 +5160,96 @@
       </w:pPr>
     </w:lvl>
   </w:abstractNum>
-  <w:abstractNum w:abstractNumId="13" w15:restartNumberingAfterBreak="0">
+  <w:abstractNum w:abstractNumId="17" w15:restartNumberingAfterBreak="0">
+    <w:nsid w:val="5BF51F59"/>
+    <w:multiLevelType w:val="hybridMultilevel"/>
+    <w:tmpl w:val="0040F222"/>
+    <w:lvl w:ilvl="0" w:tplc="2000000F">
+      <w:start w:val="1"/>
+      <w:numFmt w:val="decimal"/>
+      <w:lvlText w:val="%1."/>
+      <w:lvlJc w:val="left"/>
+      <w:pPr>
+        <w:ind w:left="720" w:hanging="360"/>
+      </w:pPr>
+      <w:rPr>
+        <w:rFonts w:hint="default"/>
+      </w:rPr>
+    </w:lvl>
+    <w:lvl w:ilvl="1" w:tplc="20000019" w:tentative="1">
+      <w:start w:val="1"/>
+      <w:numFmt w:val="lowerLetter"/>
+      <w:lvlText w:val="%2."/>
+      <w:lvlJc w:val="left"/>
+      <w:pPr>
+        <w:ind w:left="1440" w:hanging="360"/>
+      </w:pPr>
+    </w:lvl>
+    <w:lvl w:ilvl="2" w:tplc="2000001B" w:tentative="1">
+      <w:start w:val="1"/>
+      <w:numFmt w:val="lowerRoman"/>
+      <w:lvlText w:val="%3."/>
+      <w:lvlJc w:val="right"/>
+      <w:pPr>
+        <w:ind w:left="2160" w:hanging="180"/>
+      </w:pPr>
+    </w:lvl>
+    <w:lvl w:ilvl="3" w:tplc="2000000F" w:tentative="1">
+      <w:start w:val="1"/>
+      <w:numFmt w:val="decimal"/>
+      <w:lvlText w:val="%4."/>
+      <w:lvlJc w:val="left"/>
+      <w:pPr>
+        <w:ind w:left="2880" w:hanging="360"/>
+      </w:pPr>
+    </w:lvl>
+    <w:lvl w:ilvl="4" w:tplc="20000019" w:tentative="1">
+      <w:start w:val="1"/>
+      <w:numFmt w:val="lowerLetter"/>
+      <w:lvlText w:val="%5."/>
+      <w:lvlJc w:val="left"/>
+      <w:pPr>
+        <w:ind w:left="3600" w:hanging="360"/>
+      </w:pPr>
+    </w:lvl>
+    <w:lvl w:ilvl="5" w:tplc="2000001B" w:tentative="1">
+      <w:start w:val="1"/>
+      <w:numFmt w:val="lowerRoman"/>
+      <w:lvlText w:val="%6."/>
+      <w:lvlJc w:val="right"/>
+      <w:pPr>
+        <w:ind w:left="4320" w:hanging="180"/>
+      </w:pPr>
+    </w:lvl>
+    <w:lvl w:ilvl="6" w:tplc="2000000F" w:tentative="1">
+      <w:start w:val="1"/>
+      <w:numFmt w:val="decimal"/>
+      <w:lvlText w:val="%7."/>
+      <w:lvlJc w:val="left"/>
+      <w:pPr>
+        <w:ind w:left="5040" w:hanging="360"/>
+      </w:pPr>
+    </w:lvl>
+    <w:lvl w:ilvl="7" w:tplc="20000019" w:tentative="1">
+      <w:start w:val="1"/>
+      <w:numFmt w:val="lowerLetter"/>
+      <w:lvlText w:val="%8."/>
+      <w:lvlJc w:val="left"/>
+      <w:pPr>
+        <w:ind w:left="5760" w:hanging="360"/>
+      </w:pPr>
+    </w:lvl>
+    <w:lvl w:ilvl="8" w:tplc="2000001B" w:tentative="1">
+      <w:start w:val="1"/>
+      <w:numFmt w:val="lowerRoman"/>
+      <w:lvlText w:val="%9."/>
+      <w:lvlJc w:val="right"/>
+      <w:pPr>
+        <w:ind w:left="6480" w:hanging="180"/>
+      </w:pPr>
+    </w:lvl>
+  </w:abstractNum>
+  <w:abstractNum w:abstractNumId="18" w15:restartNumberingAfterBreak="0">
     <w:nsid w:val="61182BD6"/>
     <w:multiLevelType w:val="hybridMultilevel"/>
     <w:tmpl w:val="C972D428"/>
@@ -4475,7 +5362,7 @@
       </w:rPr>
     </w:lvl>
   </w:abstractNum>
-  <w:abstractNum w:abstractNumId="14" w15:restartNumberingAfterBreak="0">
+  <w:abstractNum w:abstractNumId="19" w15:restartNumberingAfterBreak="0">
     <w:nsid w:val="611C4B47"/>
     <w:multiLevelType w:val="multilevel"/>
     <w:tmpl w:val="5330AEA4"/>
@@ -4588,7 +5475,7 @@
       </w:pPr>
     </w:lvl>
   </w:abstractNum>
-  <w:abstractNum w:abstractNumId="15" w15:restartNumberingAfterBreak="0">
+  <w:abstractNum w:abstractNumId="20" w15:restartNumberingAfterBreak="0">
     <w:nsid w:val="65B227C4"/>
     <w:multiLevelType w:val="hybridMultilevel"/>
     <w:tmpl w:val="7A58087A"/>
@@ -4701,7 +5588,7 @@
       </w:rPr>
     </w:lvl>
   </w:abstractNum>
-  <w:abstractNum w:abstractNumId="16" w15:restartNumberingAfterBreak="0">
+  <w:abstractNum w:abstractNumId="21" w15:restartNumberingAfterBreak="0">
     <w:nsid w:val="68570F60"/>
     <w:multiLevelType w:val="hybridMultilevel"/>
     <w:tmpl w:val="456EE7C6"/>
@@ -4790,7 +5677,7 @@
       </w:pPr>
     </w:lvl>
   </w:abstractNum>
-  <w:abstractNum w:abstractNumId="17" w15:restartNumberingAfterBreak="0">
+  <w:abstractNum w:abstractNumId="22" w15:restartNumberingAfterBreak="0">
     <w:nsid w:val="6936197C"/>
     <w:multiLevelType w:val="hybridMultilevel"/>
     <w:tmpl w:val="DF207A44"/>
@@ -4876,7 +5763,7 @@
       </w:pPr>
     </w:lvl>
   </w:abstractNum>
-  <w:abstractNum w:abstractNumId="18" w15:restartNumberingAfterBreak="0">
+  <w:abstractNum w:abstractNumId="23" w15:restartNumberingAfterBreak="0">
     <w:nsid w:val="6CFF3CC9"/>
     <w:multiLevelType w:val="multilevel"/>
     <w:tmpl w:val="686A33F6"/>
@@ -4989,7 +5876,7 @@
       </w:pPr>
     </w:lvl>
   </w:abstractNum>
-  <w:abstractNum w:abstractNumId="19" w15:restartNumberingAfterBreak="0">
+  <w:abstractNum w:abstractNumId="24" w15:restartNumberingAfterBreak="0">
     <w:nsid w:val="6D5060B5"/>
     <w:multiLevelType w:val="hybridMultilevel"/>
     <w:tmpl w:val="77C2EAFE"/>
@@ -5078,7 +5965,7 @@
       </w:pPr>
     </w:lvl>
   </w:abstractNum>
-  <w:abstractNum w:abstractNumId="20" w15:restartNumberingAfterBreak="0">
+  <w:abstractNum w:abstractNumId="25" w15:restartNumberingAfterBreak="0">
     <w:nsid w:val="6EB320FA"/>
     <w:multiLevelType w:val="multilevel"/>
     <w:tmpl w:val="983E1B9E"/>
@@ -5227,7 +6114,7 @@
       </w:rPr>
     </w:lvl>
   </w:abstractNum>
-  <w:abstractNum w:abstractNumId="21" w15:restartNumberingAfterBreak="0">
+  <w:abstractNum w:abstractNumId="26" w15:restartNumberingAfterBreak="0">
     <w:nsid w:val="6F4F09EA"/>
     <w:multiLevelType w:val="hybridMultilevel"/>
     <w:tmpl w:val="2E943A16"/>
@@ -5316,7 +6203,7 @@
       </w:pPr>
     </w:lvl>
   </w:abstractNum>
-  <w:abstractNum w:abstractNumId="22" w15:restartNumberingAfterBreak="0">
+  <w:abstractNum w:abstractNumId="27" w15:restartNumberingAfterBreak="0">
     <w:nsid w:val="70036924"/>
     <w:multiLevelType w:val="multilevel"/>
     <w:tmpl w:val="C8307142"/>
@@ -5429,7 +6316,7 @@
       </w:pPr>
     </w:lvl>
   </w:abstractNum>
-  <w:abstractNum w:abstractNumId="23" w15:restartNumberingAfterBreak="0">
+  <w:abstractNum w:abstractNumId="28" w15:restartNumberingAfterBreak="0">
     <w:nsid w:val="763777CB"/>
     <w:multiLevelType w:val="multilevel"/>
     <w:tmpl w:val="DD2C950A"/>
@@ -5578,7 +6465,7 @@
       </w:rPr>
     </w:lvl>
   </w:abstractNum>
-  <w:abstractNum w:abstractNumId="24" w15:restartNumberingAfterBreak="0">
+  <w:abstractNum w:abstractNumId="29" w15:restartNumberingAfterBreak="0">
     <w:nsid w:val="773E67AF"/>
     <w:multiLevelType w:val="hybridMultilevel"/>
     <w:tmpl w:val="B0F082CC"/>
@@ -5691,80 +6578,211 @@
       </w:rPr>
     </w:lvl>
   </w:abstractNum>
+  <w:abstractNum w:abstractNumId="30" w15:restartNumberingAfterBreak="0">
+    <w:nsid w:val="7E4145F6"/>
+    <w:multiLevelType w:val="hybridMultilevel"/>
+    <w:tmpl w:val="5434DBA8"/>
+    <w:lvl w:ilvl="0" w:tplc="20000001">
+      <w:start w:val="1"/>
+      <w:numFmt w:val="bullet"/>
+      <w:lvlText w:val=""/>
+      <w:lvlJc w:val="left"/>
+      <w:pPr>
+        <w:ind w:left="720" w:hanging="360"/>
+      </w:pPr>
+      <w:rPr>
+        <w:rFonts w:ascii="Symbol" w:hAnsi="Symbol" w:hint="default"/>
+      </w:rPr>
+    </w:lvl>
+    <w:lvl w:ilvl="1" w:tplc="20000003" w:tentative="1">
+      <w:start w:val="1"/>
+      <w:numFmt w:val="bullet"/>
+      <w:lvlText w:val="o"/>
+      <w:lvlJc w:val="left"/>
+      <w:pPr>
+        <w:ind w:left="1440" w:hanging="360"/>
+      </w:pPr>
+      <w:rPr>
+        <w:rFonts w:ascii="Courier New" w:hAnsi="Courier New" w:cs="Courier New" w:hint="default"/>
+      </w:rPr>
+    </w:lvl>
+    <w:lvl w:ilvl="2" w:tplc="20000005" w:tentative="1">
+      <w:start w:val="1"/>
+      <w:numFmt w:val="bullet"/>
+      <w:lvlText w:val=""/>
+      <w:lvlJc w:val="left"/>
+      <w:pPr>
+        <w:ind w:left="2160" w:hanging="360"/>
+      </w:pPr>
+      <w:rPr>
+        <w:rFonts w:ascii="Wingdings" w:hAnsi="Wingdings" w:hint="default"/>
+      </w:rPr>
+    </w:lvl>
+    <w:lvl w:ilvl="3" w:tplc="20000001" w:tentative="1">
+      <w:start w:val="1"/>
+      <w:numFmt w:val="bullet"/>
+      <w:lvlText w:val=""/>
+      <w:lvlJc w:val="left"/>
+      <w:pPr>
+        <w:ind w:left="2880" w:hanging="360"/>
+      </w:pPr>
+      <w:rPr>
+        <w:rFonts w:ascii="Symbol" w:hAnsi="Symbol" w:hint="default"/>
+      </w:rPr>
+    </w:lvl>
+    <w:lvl w:ilvl="4" w:tplc="20000003" w:tentative="1">
+      <w:start w:val="1"/>
+      <w:numFmt w:val="bullet"/>
+      <w:lvlText w:val="o"/>
+      <w:lvlJc w:val="left"/>
+      <w:pPr>
+        <w:ind w:left="3600" w:hanging="360"/>
+      </w:pPr>
+      <w:rPr>
+        <w:rFonts w:ascii="Courier New" w:hAnsi="Courier New" w:cs="Courier New" w:hint="default"/>
+      </w:rPr>
+    </w:lvl>
+    <w:lvl w:ilvl="5" w:tplc="20000005" w:tentative="1">
+      <w:start w:val="1"/>
+      <w:numFmt w:val="bullet"/>
+      <w:lvlText w:val=""/>
+      <w:lvlJc w:val="left"/>
+      <w:pPr>
+        <w:ind w:left="4320" w:hanging="360"/>
+      </w:pPr>
+      <w:rPr>
+        <w:rFonts w:ascii="Wingdings" w:hAnsi="Wingdings" w:hint="default"/>
+      </w:rPr>
+    </w:lvl>
+    <w:lvl w:ilvl="6" w:tplc="20000001" w:tentative="1">
+      <w:start w:val="1"/>
+      <w:numFmt w:val="bullet"/>
+      <w:lvlText w:val=""/>
+      <w:lvlJc w:val="left"/>
+      <w:pPr>
+        <w:ind w:left="5040" w:hanging="360"/>
+      </w:pPr>
+      <w:rPr>
+        <w:rFonts w:ascii="Symbol" w:hAnsi="Symbol" w:hint="default"/>
+      </w:rPr>
+    </w:lvl>
+    <w:lvl w:ilvl="7" w:tplc="20000003" w:tentative="1">
+      <w:start w:val="1"/>
+      <w:numFmt w:val="bullet"/>
+      <w:lvlText w:val="o"/>
+      <w:lvlJc w:val="left"/>
+      <w:pPr>
+        <w:ind w:left="5760" w:hanging="360"/>
+      </w:pPr>
+      <w:rPr>
+        <w:rFonts w:ascii="Courier New" w:hAnsi="Courier New" w:cs="Courier New" w:hint="default"/>
+      </w:rPr>
+    </w:lvl>
+    <w:lvl w:ilvl="8" w:tplc="20000005" w:tentative="1">
+      <w:start w:val="1"/>
+      <w:numFmt w:val="bullet"/>
+      <w:lvlText w:val=""/>
+      <w:lvlJc w:val="left"/>
+      <w:pPr>
+        <w:ind w:left="6480" w:hanging="360"/>
+      </w:pPr>
+      <w:rPr>
+        <w:rFonts w:ascii="Wingdings" w:hAnsi="Wingdings" w:hint="default"/>
+      </w:rPr>
+    </w:lvl>
+  </w:abstractNum>
   <w:num w:numId="1" w16cid:durableId="928807389">
+    <w:abstractNumId w:val="21"/>
+  </w:num>
+  <w:num w:numId="2" w16cid:durableId="225381545">
+    <w:abstractNumId w:val="24"/>
+  </w:num>
+  <w:num w:numId="3" w16cid:durableId="972254287">
+    <w:abstractNumId w:val="26"/>
+  </w:num>
+  <w:num w:numId="4" w16cid:durableId="1980718377">
+    <w:abstractNumId w:val="8"/>
+  </w:num>
+  <w:num w:numId="5" w16cid:durableId="193688131">
+    <w:abstractNumId w:val="4"/>
+  </w:num>
+  <w:num w:numId="6" w16cid:durableId="1255825629">
+    <w:abstractNumId w:val="1"/>
+  </w:num>
+  <w:num w:numId="7" w16cid:durableId="555943606">
+    <w:abstractNumId w:val="19"/>
+  </w:num>
+  <w:num w:numId="8" w16cid:durableId="1945068039">
+    <w:abstractNumId w:val="22"/>
+  </w:num>
+  <w:num w:numId="9" w16cid:durableId="1650356061">
+    <w:abstractNumId w:val="7"/>
+  </w:num>
+  <w:num w:numId="10" w16cid:durableId="2058889347">
+    <w:abstractNumId w:val="20"/>
+  </w:num>
+  <w:num w:numId="11" w16cid:durableId="1239902538">
     <w:abstractNumId w:val="16"/>
   </w:num>
-  <w:num w:numId="2" w16cid:durableId="225381545">
-    <w:abstractNumId w:val="19"/>
+  <w:num w:numId="12" w16cid:durableId="1943806250">
+    <w:abstractNumId w:val="23"/>
   </w:num>
-  <w:num w:numId="3" w16cid:durableId="972254287">
-    <w:abstractNumId w:val="21"/>
+  <w:num w:numId="13" w16cid:durableId="872304685">
+    <w:abstractNumId w:val="27"/>
   </w:num>
-  <w:num w:numId="4" w16cid:durableId="1980718377">
+  <w:num w:numId="14" w16cid:durableId="2019624065">
     <w:abstractNumId w:val="6"/>
   </w:num>
-  <w:num w:numId="5" w16cid:durableId="193688131">
+  <w:num w:numId="15" w16cid:durableId="120155749">
+    <w:abstractNumId w:val="18"/>
+  </w:num>
+  <w:num w:numId="16" w16cid:durableId="1627270058">
+    <w:abstractNumId w:val="29"/>
+  </w:num>
+  <w:num w:numId="17" w16cid:durableId="469447801">
+    <w:abstractNumId w:val="28"/>
+  </w:num>
+  <w:num w:numId="18" w16cid:durableId="1610120101">
+    <w:abstractNumId w:val="14"/>
+  </w:num>
+  <w:num w:numId="19" w16cid:durableId="1809475097">
+    <w:abstractNumId w:val="13"/>
+  </w:num>
+  <w:num w:numId="20" w16cid:durableId="1946182502">
+    <w:abstractNumId w:val="25"/>
+  </w:num>
+  <w:num w:numId="21" w16cid:durableId="1484544100">
+    <w:abstractNumId w:val="10"/>
+  </w:num>
+  <w:num w:numId="22" w16cid:durableId="1900050683">
+    <w:abstractNumId w:val="3"/>
+  </w:num>
+  <w:num w:numId="23" w16cid:durableId="1972400727">
+    <w:abstractNumId w:val="9"/>
+  </w:num>
+  <w:num w:numId="24" w16cid:durableId="838353528">
+    <w:abstractNumId w:val="12"/>
+  </w:num>
+  <w:num w:numId="25" w16cid:durableId="1186797153">
+    <w:abstractNumId w:val="5"/>
+  </w:num>
+  <w:num w:numId="26" w16cid:durableId="1068958776">
     <w:abstractNumId w:val="2"/>
   </w:num>
-  <w:num w:numId="6" w16cid:durableId="1255825629">
+  <w:num w:numId="27" w16cid:durableId="807624576">
+    <w:abstractNumId w:val="17"/>
+  </w:num>
+  <w:num w:numId="28" w16cid:durableId="1377313400">
+    <w:abstractNumId w:val="30"/>
+  </w:num>
+  <w:num w:numId="29" w16cid:durableId="2102294120">
     <w:abstractNumId w:val="0"/>
   </w:num>
-  <w:num w:numId="7" w16cid:durableId="555943606">
-    <w:abstractNumId w:val="14"/>
-  </w:num>
-  <w:num w:numId="8" w16cid:durableId="1945068039">
-    <w:abstractNumId w:val="17"/>
-  </w:num>
-  <w:num w:numId="9" w16cid:durableId="1650356061">
-    <w:abstractNumId w:val="5"/>
-  </w:num>
-  <w:num w:numId="10" w16cid:durableId="2058889347">
+  <w:num w:numId="30" w16cid:durableId="1123621100">
     <w:abstractNumId w:val="15"/>
   </w:num>
-  <w:num w:numId="11" w16cid:durableId="1239902538">
-    <w:abstractNumId w:val="12"/>
-  </w:num>
-  <w:num w:numId="12" w16cid:durableId="1943806250">
-    <w:abstractNumId w:val="18"/>
-  </w:num>
-  <w:num w:numId="13" w16cid:durableId="872304685">
-    <w:abstractNumId w:val="22"/>
-  </w:num>
-  <w:num w:numId="14" w16cid:durableId="2019624065">
-    <w:abstractNumId w:val="4"/>
-  </w:num>
-  <w:num w:numId="15" w16cid:durableId="120155749">
-    <w:abstractNumId w:val="13"/>
-  </w:num>
-  <w:num w:numId="16" w16cid:durableId="1627270058">
-    <w:abstractNumId w:val="24"/>
-  </w:num>
-  <w:num w:numId="17" w16cid:durableId="469447801">
-    <w:abstractNumId w:val="23"/>
-  </w:num>
-  <w:num w:numId="18" w16cid:durableId="1610120101">
+  <w:num w:numId="31" w16cid:durableId="1659726716">
     <w:abstractNumId w:val="11"/>
-  </w:num>
-  <w:num w:numId="19" w16cid:durableId="1809475097">
-    <w:abstractNumId w:val="10"/>
-  </w:num>
-  <w:num w:numId="20" w16cid:durableId="1946182502">
-    <w:abstractNumId w:val="20"/>
-  </w:num>
-  <w:num w:numId="21" w16cid:durableId="1484544100">
-    <w:abstractNumId w:val="8"/>
-  </w:num>
-  <w:num w:numId="22" w16cid:durableId="1900050683">
-    <w:abstractNumId w:val="1"/>
-  </w:num>
-  <w:num w:numId="23" w16cid:durableId="1972400727">
-    <w:abstractNumId w:val="7"/>
-  </w:num>
-  <w:num w:numId="24" w16cid:durableId="838353528">
-    <w:abstractNumId w:val="9"/>
-  </w:num>
-  <w:num w:numId="25" w16cid:durableId="1186797153">
-    <w:abstractNumId w:val="3"/>
   </w:num>
 </w:numbering>
 </file>
@@ -6240,6 +7258,7 @@
   <w:style w:type="character" w:default="1" w:styleId="Standardstycketeckensnitt">
     <w:name w:val="Default Paragraph Font"/>
     <w:uiPriority w:val="1"/>
+    <w:semiHidden/>
     <w:unhideWhenUsed/>
   </w:style>
   <w:style w:type="table" w:default="1" w:styleId="Normaltabell">
